--- a/docs/static-guides/feishu-word/01-中转注册与API密钥/05-移动端-Chatbox-配置教程.docx
+++ b/docs/static-guides/feishu-word/01-中转注册与API密钥/05-移动端-Chatbox-配置教程.docx
@@ -14,7 +14,7 @@
       </w:pPr>
       <w:r>
         <w:rPr>
-          <w:rFonts w:ascii="Arial Unicode MS" w:hAnsi="Arial Unicode MS" w:eastAsia="Arial Unicode MS" w:cs="Arial Unicode MS"/>
+          <w:rFonts w:ascii="Arial" w:hAnsi="Arial" w:eastAsia="PingFang SC" w:cs="PingFang SC"/>
           <w:b/>
           <w:color w:val="2E74B5"/>
           <w:sz w:val="21"/>
@@ -30,7 +30,7 @@
       </w:pPr>
       <w:r>
         <w:rPr>
-          <w:rFonts w:ascii="Arial Unicode MS" w:hAnsi="Arial Unicode MS" w:eastAsia="Arial Unicode MS" w:cs="Arial Unicode MS"/>
+          <w:rFonts w:ascii="Arial" w:hAnsi="Arial" w:eastAsia="PingFang SC" w:cs="PingFang SC"/>
           <w:b/>
           <w:color w:val="0B2545"/>
           <w:sz w:val="54"/>
@@ -45,7 +45,7 @@
       </w:pPr>
       <w:r>
         <w:rPr>
-          <w:rFonts w:ascii="Arial Unicode MS" w:hAnsi="Arial Unicode MS" w:eastAsia="Arial Unicode MS" w:cs="Arial Unicode MS"/>
+          <w:rFonts w:ascii="Arial" w:hAnsi="Arial" w:eastAsia="PingFang SC" w:cs="PingFang SC"/>
           <w:color w:val="5F6368"/>
           <w:sz w:val="26"/>
         </w:rPr>
@@ -59,7 +59,7 @@
       </w:pPr>
       <w:r>
         <w:rPr>
-          <w:rFonts w:ascii="Arial Unicode MS" w:hAnsi="Arial Unicode MS" w:eastAsia="Arial Unicode MS" w:cs="Arial Unicode MS"/>
+          <w:rFonts w:ascii="Arial" w:hAnsi="Arial" w:eastAsia="PingFang SC" w:cs="PingFang SC"/>
           <w:b/>
           <w:color w:val="2E74B5"/>
           <w:sz w:val="20"/>
@@ -81,14 +81,14 @@
       </w:pPr>
       <w:r>
         <w:rPr>
-          <w:rFonts w:ascii="Arial Unicode MS" w:hAnsi="Arial Unicode MS" w:eastAsia="Arial Unicode MS" w:cs="Arial Unicode MS"/>
+          <w:rFonts w:ascii="Arial" w:hAnsi="Arial" w:eastAsia="PingFang SC" w:cs="PingFang SC"/>
           <w:b w:val="0"/>
         </w:rPr>
         <w:t>API base_url：</w:t>
       </w:r>
       <w:r>
         <w:rPr>
-          <w:rFonts w:ascii="Menlo" w:hAnsi="Menlo" w:eastAsia="Arial Unicode MS" w:cs="Arial Unicode MS"/>
+          <w:rFonts w:ascii="Menlo" w:hAnsi="Menlo" w:eastAsia="PingFang SC" w:cs="PingFang SC"/>
           <w:b w:val="0"/>
           <w:color w:val="1F4D78"/>
           <w:sz w:val="20"/>
@@ -102,14 +102,14 @@
       </w:pPr>
       <w:r>
         <w:rPr>
-          <w:rFonts w:ascii="Arial Unicode MS" w:hAnsi="Arial Unicode MS" w:eastAsia="Arial Unicode MS" w:cs="Arial Unicode MS"/>
+          <w:rFonts w:ascii="Arial" w:hAnsi="Arial" w:eastAsia="PingFang SC" w:cs="PingFang SC"/>
           <w:b w:val="0"/>
         </w:rPr>
         <w:t xml:space="preserve">前置步骤：请先完成父教程《中转注册、兑换与 API 密钥配置教程》，准备好自己的 </w:t>
       </w:r>
       <w:r>
         <w:rPr>
-          <w:rFonts w:ascii="Menlo" w:hAnsi="Menlo" w:eastAsia="Arial Unicode MS" w:cs="Arial Unicode MS"/>
+          <w:rFonts w:ascii="Menlo" w:hAnsi="Menlo" w:eastAsia="PingFang SC" w:cs="PingFang SC"/>
           <w:b w:val="0"/>
           <w:color w:val="1F4D78"/>
           <w:sz w:val="20"/>
@@ -118,7 +118,7 @@
       </w:r>
       <w:r>
         <w:rPr>
-          <w:rFonts w:ascii="Arial Unicode MS" w:hAnsi="Arial Unicode MS" w:eastAsia="Arial Unicode MS" w:cs="Arial Unicode MS"/>
+          <w:rFonts w:ascii="Arial" w:hAnsi="Arial" w:eastAsia="PingFang SC" w:cs="PingFang SC"/>
           <w:b w:val="0"/>
         </w:rPr>
         <w:t xml:space="preserve"> 和 API Key。本文只讲客户端配置，不再重复注册、兑换和创建密钥。</w:t>
@@ -130,7 +130,7 @@
       </w:pPr>
       <w:r>
         <w:rPr>
-          <w:rFonts w:ascii="Arial Unicode MS" w:hAnsi="Arial Unicode MS" w:eastAsia="Arial Unicode MS" w:cs="Arial Unicode MS"/>
+          <w:rFonts w:ascii="Arial" w:hAnsi="Arial" w:eastAsia="PingFang SC" w:cs="PingFang SC"/>
           <w:b w:val="0"/>
         </w:rPr>
         <w:t>教程要点</w:t>
@@ -146,7 +146,7 @@
       </w:pPr>
       <w:r>
         <w:rPr>
-          <w:rFonts w:ascii="Arial Unicode MS" w:hAnsi="Arial Unicode MS" w:eastAsia="Arial Unicode MS" w:cs="Arial Unicode MS"/>
+          <w:rFonts w:ascii="Arial" w:hAnsi="Arial" w:eastAsia="PingFang SC" w:cs="PingFang SC"/>
           <w:b w:val="0"/>
         </w:rPr>
         <w:t>下载并安装 Chatbox</w:t>
@@ -162,7 +162,7 @@
       </w:pPr>
       <w:r>
         <w:rPr>
-          <w:rFonts w:ascii="Arial Unicode MS" w:hAnsi="Arial Unicode MS" w:eastAsia="Arial Unicode MS" w:cs="Arial Unicode MS"/>
+          <w:rFonts w:ascii="Arial" w:hAnsi="Arial" w:eastAsia="PingFang SC" w:cs="PingFang SC"/>
           <w:b w:val="0"/>
         </w:rPr>
         <w:t>添加 OpenAI response API 兼容提供方</w:t>
@@ -178,7 +178,7 @@
       </w:pPr>
       <w:r>
         <w:rPr>
-          <w:rFonts w:ascii="Arial Unicode MS" w:hAnsi="Arial Unicode MS" w:eastAsia="Arial Unicode MS" w:cs="Arial Unicode MS"/>
+          <w:rFonts w:ascii="Arial" w:hAnsi="Arial" w:eastAsia="PingFang SC" w:cs="PingFang SC"/>
           <w:b w:val="0"/>
         </w:rPr>
         <w:t>获取并选择模型</w:t>
@@ -194,7 +194,7 @@
       </w:pPr>
       <w:r>
         <w:rPr>
-          <w:rFonts w:ascii="Arial Unicode MS" w:hAnsi="Arial Unicode MS" w:eastAsia="Arial Unicode MS" w:cs="Arial Unicode MS"/>
+          <w:rFonts w:ascii="Arial" w:hAnsi="Arial" w:eastAsia="PingFang SC" w:cs="PingFang SC"/>
           <w:b w:val="0"/>
         </w:rPr>
         <w:t>新建对话完成验证</w:t>
@@ -206,7 +206,7 @@
       </w:pPr>
       <w:r>
         <w:rPr>
-          <w:rFonts w:ascii="Arial Unicode MS" w:hAnsi="Arial Unicode MS" w:eastAsia="Arial Unicode MS" w:cs="Arial Unicode MS"/>
+          <w:rFonts w:ascii="Arial" w:hAnsi="Arial" w:eastAsia="PingFang SC" w:cs="PingFang SC"/>
           <w:b w:val="0"/>
         </w:rPr>
         <w:t>Chatbox 配置流程</w:t>
@@ -218,7 +218,7 @@
       </w:pPr>
       <w:r>
         <w:rPr>
-          <w:rFonts w:ascii="Arial Unicode MS" w:hAnsi="Arial Unicode MS" w:eastAsia="Arial Unicode MS" w:cs="Arial Unicode MS"/>
+          <w:rFonts w:ascii="Arial" w:hAnsi="Arial" w:eastAsia="PingFang SC" w:cs="PingFang SC"/>
           <w:b w:val="0"/>
         </w:rPr>
         <w:t>1. 前往官网下载 Chatbox</w:t>
@@ -230,7 +230,7 @@
       </w:pPr>
       <w:r>
         <w:rPr>
-          <w:rFonts w:ascii="Arial Unicode MS" w:hAnsi="Arial Unicode MS" w:eastAsia="Arial Unicode MS" w:cs="Arial Unicode MS"/>
+          <w:rFonts w:ascii="Arial" w:hAnsi="Arial" w:eastAsia="PingFang SC" w:cs="PingFang SC"/>
           <w:b w:val="0"/>
         </w:rPr>
         <w:t xml:space="preserve">浏览器打开 Chatbox 官网 </w:t>
@@ -238,7 +238,7 @@
       <w:hyperlink r:id="rId11">
         <w:r>
           <w:rPr>
-            <w:rFonts w:ascii="Arial Unicode MS" w:hAnsi="Arial Unicode MS" w:eastAsia="Arial Unicode MS" w:cs="Arial Unicode MS"/>
+            <w:rFonts w:ascii="Arial" w:hAnsi="Arial" w:eastAsia="PingFang SC" w:cs="PingFang SC"/>
             <w:color w:val="0563C1"/>
             <w:u w:val="single"/>
           </w:rPr>
@@ -247,7 +247,7 @@
       </w:hyperlink>
       <w:r>
         <w:rPr>
-          <w:rFonts w:ascii="Arial Unicode MS" w:hAnsi="Arial Unicode MS" w:eastAsia="Arial Unicode MS" w:cs="Arial Unicode MS"/>
+          <w:rFonts w:ascii="Arial" w:hAnsi="Arial" w:eastAsia="PingFang SC" w:cs="PingFang SC"/>
           <w:b w:val="0"/>
         </w:rPr>
         <w:t>，选择适配你设备的版本。该应用支持 iOS、Android 等移动端平台。</w:t>
@@ -300,7 +300,7 @@
       </w:pPr>
       <w:r>
         <w:rPr>
-          <w:rFonts w:ascii="Arial Unicode MS" w:hAnsi="Arial Unicode MS" w:eastAsia="Arial Unicode MS" w:cs="Arial Unicode MS"/>
+          <w:rFonts w:ascii="Arial" w:hAnsi="Arial" w:eastAsia="PingFang SC" w:cs="PingFang SC"/>
           <w:b w:val="0"/>
         </w:rPr>
         <w:t>图 1：前往 Chatbox 官网下载移动端应用。</w:t>
@@ -312,7 +312,7 @@
       </w:pPr>
       <w:r>
         <w:rPr>
-          <w:rFonts w:ascii="Arial Unicode MS" w:hAnsi="Arial Unicode MS" w:eastAsia="Arial Unicode MS" w:cs="Arial Unicode MS"/>
+          <w:rFonts w:ascii="Arial" w:hAnsi="Arial" w:eastAsia="PingFang SC" w:cs="PingFang SC"/>
           <w:b w:val="0"/>
         </w:rPr>
         <w:t>2. 确认安装后的应用界面</w:t>
@@ -324,7 +324,7 @@
       </w:pPr>
       <w:r>
         <w:rPr>
-          <w:rFonts w:ascii="Arial Unicode MS" w:hAnsi="Arial Unicode MS" w:eastAsia="Arial Unicode MS" w:cs="Arial Unicode MS"/>
+          <w:rFonts w:ascii="Arial" w:hAnsi="Arial" w:eastAsia="PingFang SC" w:cs="PingFang SC"/>
           <w:b w:val="0"/>
         </w:rPr>
         <w:t>下载并安装完成后，打开应用，确认界面与下图类似，再开始添加自定义模型提供方。</w:t>
@@ -377,7 +377,7 @@
       </w:pPr>
       <w:r>
         <w:rPr>
-          <w:rFonts w:ascii="Arial Unicode MS" w:hAnsi="Arial Unicode MS" w:eastAsia="Arial Unicode MS" w:cs="Arial Unicode MS"/>
+          <w:rFonts w:ascii="Arial" w:hAnsi="Arial" w:eastAsia="PingFang SC" w:cs="PingFang SC"/>
           <w:b w:val="0"/>
         </w:rPr>
         <w:t>图 2：安装完成后的 Chatbox 首页示意。</w:t>
@@ -389,7 +389,7 @@
       </w:pPr>
       <w:r>
         <w:rPr>
-          <w:rFonts w:ascii="Arial Unicode MS" w:hAnsi="Arial Unicode MS" w:eastAsia="Arial Unicode MS" w:cs="Arial Unicode MS"/>
+          <w:rFonts w:ascii="Arial" w:hAnsi="Arial" w:eastAsia="PingFang SC" w:cs="PingFang SC"/>
           <w:b w:val="0"/>
         </w:rPr>
         <w:t>3. 配置步骤</w:t>
@@ -405,7 +405,7 @@
       </w:pPr>
       <w:r>
         <w:rPr>
-          <w:rFonts w:ascii="Arial Unicode MS" w:hAnsi="Arial Unicode MS" w:eastAsia="Arial Unicode MS" w:cs="Arial Unicode MS"/>
+          <w:rFonts w:ascii="Arial" w:hAnsi="Arial" w:eastAsia="PingFang SC" w:cs="PingFang SC"/>
           <w:b w:val="0"/>
         </w:rPr>
         <w:t>打开应用后，点击左上角菜单按钮。</w:t>
@@ -421,7 +421,7 @@
       </w:pPr>
       <w:r>
         <w:rPr>
-          <w:rFonts w:ascii="Arial Unicode MS" w:hAnsi="Arial Unicode MS" w:eastAsia="Arial Unicode MS" w:cs="Arial Unicode MS"/>
+          <w:rFonts w:ascii="Arial" w:hAnsi="Arial" w:eastAsia="PingFang SC" w:cs="PingFang SC"/>
           <w:b w:val="0"/>
         </w:rPr>
         <w:t>进入“设置”。</w:t>
@@ -437,7 +437,7 @@
       </w:pPr>
       <w:r>
         <w:rPr>
-          <w:rFonts w:ascii="Arial Unicode MS" w:hAnsi="Arial Unicode MS" w:eastAsia="Arial Unicode MS" w:cs="Arial Unicode MS"/>
+          <w:rFonts w:ascii="Arial" w:hAnsi="Arial" w:eastAsia="PingFang SC" w:cs="PingFang SC"/>
           <w:b w:val="0"/>
         </w:rPr>
         <w:t>打开“模型提供方”。</w:t>
@@ -453,7 +453,7 @@
       </w:pPr>
       <w:r>
         <w:rPr>
-          <w:rFonts w:ascii="Arial Unicode MS" w:hAnsi="Arial Unicode MS" w:eastAsia="Arial Unicode MS" w:cs="Arial Unicode MS"/>
+          <w:rFonts w:ascii="Arial" w:hAnsi="Arial" w:eastAsia="PingFang SC" w:cs="PingFang SC"/>
           <w:b w:val="0"/>
         </w:rPr>
         <w:t>点击“添加”，新建一个自定义提供方。</w:t>
@@ -469,21 +469,21 @@
       </w:pPr>
       <w:r>
         <w:rPr>
-          <w:rFonts w:ascii="Arial Unicode MS" w:hAnsi="Arial Unicode MS" w:eastAsia="Arial Unicode MS" w:cs="Arial Unicode MS"/>
+          <w:rFonts w:ascii="Arial" w:hAnsi="Arial" w:eastAsia="PingFang SC" w:cs="PingFang SC"/>
           <w:b w:val="0"/>
         </w:rPr>
         <w:t xml:space="preserve">API 模式选择 </w:t>
       </w:r>
       <w:r>
         <w:rPr>
-          <w:rFonts w:ascii="Arial Unicode MS" w:hAnsi="Arial Unicode MS" w:eastAsia="Arial Unicode MS" w:cs="Arial Unicode MS"/>
+          <w:rFonts w:ascii="Arial" w:hAnsi="Arial" w:eastAsia="PingFang SC" w:cs="PingFang SC"/>
           <w:b/>
         </w:rPr>
         <w:t>OpenAI response API 兼容</w:t>
       </w:r>
       <w:r>
         <w:rPr>
-          <w:rFonts w:ascii="Arial Unicode MS" w:hAnsi="Arial Unicode MS" w:eastAsia="Arial Unicode MS" w:cs="Arial Unicode MS"/>
+          <w:rFonts w:ascii="Arial" w:hAnsi="Arial" w:eastAsia="PingFang SC" w:cs="PingFang SC"/>
           <w:b w:val="0"/>
         </w:rPr>
         <w:t>。</w:t>
@@ -499,7 +499,7 @@
       </w:pPr>
       <w:r>
         <w:rPr>
-          <w:rFonts w:ascii="Arial Unicode MS" w:hAnsi="Arial Unicode MS" w:eastAsia="Arial Unicode MS" w:cs="Arial Unicode MS"/>
+          <w:rFonts w:ascii="Arial" w:hAnsi="Arial" w:eastAsia="PingFang SC" w:cs="PingFang SC"/>
           <w:b w:val="0"/>
         </w:rPr>
         <w:t>按下方说明填写 API 主机、API 密钥，并获取模型列表。</w:t>
@@ -552,7 +552,7 @@
       </w:pPr>
       <w:r>
         <w:rPr>
-          <w:rFonts w:ascii="Arial Unicode MS" w:hAnsi="Arial Unicode MS" w:eastAsia="Arial Unicode MS" w:cs="Arial Unicode MS"/>
+          <w:rFonts w:ascii="Arial" w:hAnsi="Arial" w:eastAsia="PingFang SC" w:cs="PingFang SC"/>
           <w:b w:val="0"/>
         </w:rPr>
         <w:t>图 3：打开左上角菜单。</w:t>
@@ -605,7 +605,7 @@
       </w:pPr>
       <w:r>
         <w:rPr>
-          <w:rFonts w:ascii="Arial Unicode MS" w:hAnsi="Arial Unicode MS" w:eastAsia="Arial Unicode MS" w:cs="Arial Unicode MS"/>
+          <w:rFonts w:ascii="Arial" w:hAnsi="Arial" w:eastAsia="PingFang SC" w:cs="PingFang SC"/>
           <w:b w:val="0"/>
         </w:rPr>
         <w:t>图 4：进入设置页。</w:t>
@@ -658,7 +658,7 @@
       </w:pPr>
       <w:r>
         <w:rPr>
-          <w:rFonts w:ascii="Arial Unicode MS" w:hAnsi="Arial Unicode MS" w:eastAsia="Arial Unicode MS" w:cs="Arial Unicode MS"/>
+          <w:rFonts w:ascii="Arial" w:hAnsi="Arial" w:eastAsia="PingFang SC" w:cs="PingFang SC"/>
           <w:b w:val="0"/>
         </w:rPr>
         <w:t>图 5：打开模型提供方配置。</w:t>
@@ -711,10 +711,22 @@
       </w:pPr>
       <w:r>
         <w:rPr>
-          <w:rFonts w:ascii="Arial Unicode MS" w:hAnsi="Arial Unicode MS" w:eastAsia="Arial Unicode MS" w:cs="Arial Unicode MS"/>
+          <w:rFonts w:ascii="Arial" w:hAnsi="Arial" w:eastAsia="PingFang SC" w:cs="PingFang SC"/>
           <w:b w:val="0"/>
         </w:rPr>
         <w:t>图 6：点击添加。</w:t>
+      </w:r>
+    </w:p>
+    <w:p>
+      <w:pPr>
+        <w:widowControl/>
+      </w:pPr>
+      <w:r>
+        <w:rPr>
+          <w:rFonts w:ascii="Arial" w:hAnsi="Arial" w:eastAsia="PingFang SC" w:cs="PingFang SC"/>
+          <w:b w:val="0"/>
+        </w:rPr>
+        <w:t>填写规则：API 主机和 API 密钥请以父教程“使用密钥”弹窗显示的真实配置为准。</w:t>
       </w:r>
     </w:p>
     <w:p>
@@ -726,8 +738,8 @@
       <w:r>
         <w:drawing>
           <wp:inline xmlns:a="http://schemas.openxmlformats.org/drawingml/2006/main" xmlns:pic="http://schemas.openxmlformats.org/drawingml/2006/picture">
-            <wp:extent cx="2981523" cy="6537959"/>
-            <wp:docPr id="7" name="Picture 7" descr="选择 OpenAI response API 兼容模式" title="选择 OpenAI response API 兼容模式"/>
+            <wp:extent cx="4318000" cy="990599"/>
+            <wp:docPr id="7" name="Picture 7" descr="从中转后台复制 API 密钥" title="从中转后台复制 API 密钥"/>
             <wp:cNvGraphicFramePr>
               <a:graphicFrameLocks noChangeAspect="1"/>
             </wp:cNvGraphicFramePr>
@@ -735,7 +747,7 @@
               <a:graphicData uri="http://schemas.openxmlformats.org/drawingml/2006/picture">
                 <pic:pic>
                   <pic:nvPicPr>
-                    <pic:cNvPr id="0" name="image-38.png"/>
+                    <pic:cNvPr id="0" name="image-40.png"/>
                     <pic:cNvPicPr/>
                   </pic:nvPicPr>
                   <pic:blipFill>
@@ -747,7 +759,7 @@
                   <pic:spPr>
                     <a:xfrm>
                       <a:off x="0" y="0"/>
-                      <a:ext cx="2981523" cy="6537959"/>
+                      <a:ext cx="4318000" cy="990599"/>
                     </a:xfrm>
                     <a:prstGeom prst="rect"/>
                   </pic:spPr>
@@ -764,10 +776,70 @@
       </w:pPr>
       <w:r>
         <w:rPr>
-          <w:rFonts w:ascii="Arial Unicode MS" w:hAnsi="Arial Unicode MS" w:eastAsia="Arial Unicode MS" w:cs="Arial Unicode MS"/>
+          <w:rFonts w:ascii="Arial" w:hAnsi="Arial" w:eastAsia="PingFang SC" w:cs="PingFang SC"/>
           <w:b w:val="0"/>
         </w:rPr>
-        <w:t>图 7：API 模式选择 OpenAI response API 兼容。</w:t>
+        <w:t>图 7：在中转后台复制自己的 API 密钥后粘贴到移动端配置里。</w:t>
+      </w:r>
+    </w:p>
+    <w:p>
+      <w:pPr>
+        <w:pStyle w:val="Heading3"/>
+      </w:pPr>
+      <w:r>
+        <w:rPr>
+          <w:rFonts w:ascii="Arial" w:hAnsi="Arial" w:eastAsia="PingFang SC" w:cs="PingFang SC"/>
+          <w:b w:val="0"/>
+        </w:rPr>
+        <w:t>3.1 获取并选择模型</w:t>
+      </w:r>
+    </w:p>
+    <w:p>
+      <w:pPr>
+        <w:spacing w:after="80" w:line="300" w:lineRule="auto"/>
+        <w:numPr>
+          <w:ilvl w:val="0"/>
+          <w:numId w:val="12"/>
+        </w:numPr>
+      </w:pPr>
+      <w:r>
+        <w:rPr>
+          <w:rFonts w:ascii="Arial" w:hAnsi="Arial" w:eastAsia="PingFang SC" w:cs="PingFang SC"/>
+          <w:b w:val="0"/>
+        </w:rPr>
+        <w:t>点击“获取”拉取当前可用模型列表。</w:t>
+      </w:r>
+    </w:p>
+    <w:p>
+      <w:pPr>
+        <w:spacing w:after="80" w:line="300" w:lineRule="auto"/>
+        <w:numPr>
+          <w:ilvl w:val="0"/>
+          <w:numId w:val="12"/>
+        </w:numPr>
+      </w:pPr>
+      <w:r>
+        <w:rPr>
+          <w:rFonts w:ascii="Arial" w:hAnsi="Arial" w:eastAsia="PingFang SC" w:cs="PingFang SC"/>
+          <w:b w:val="0"/>
+        </w:rPr>
+        <w:t>在模型列表中点击右侧加号，添加你要使用的主流模型。</w:t>
+      </w:r>
+    </w:p>
+    <w:p>
+      <w:pPr>
+        <w:spacing w:after="80" w:line="300" w:lineRule="auto"/>
+        <w:numPr>
+          <w:ilvl w:val="0"/>
+          <w:numId w:val="12"/>
+        </w:numPr>
+      </w:pPr>
+      <w:r>
+        <w:rPr>
+          <w:rFonts w:ascii="Arial" w:hAnsi="Arial" w:eastAsia="PingFang SC" w:cs="PingFang SC"/>
+          <w:b w:val="0"/>
+        </w:rPr>
+        <w:t>回到配置页检查 API 主机、API 密钥和模型是否都已保存。</w:t>
       </w:r>
     </w:p>
     <w:p>
@@ -780,7 +852,7 @@
         <w:drawing>
           <wp:inline xmlns:a="http://schemas.openxmlformats.org/drawingml/2006/main" xmlns:pic="http://schemas.openxmlformats.org/drawingml/2006/picture">
             <wp:extent cx="2981523" cy="6537959"/>
-            <wp:docPr id="8" name="Picture 8" descr="移动端填写 API 配置" title="移动端填写 API 配置"/>
+            <wp:docPr id="8" name="Picture 8" descr="在模型列表中添加主流模型" title="在模型列表中添加主流模型"/>
             <wp:cNvGraphicFramePr>
               <a:graphicFrameLocks noChangeAspect="1"/>
             </wp:cNvGraphicFramePr>
@@ -788,7 +860,7 @@
               <a:graphicData uri="http://schemas.openxmlformats.org/drawingml/2006/picture">
                 <pic:pic>
                   <pic:nvPicPr>
-                    <pic:cNvPr id="0" name="image-39.png"/>
+                    <pic:cNvPr id="0" name="image-42.png"/>
                     <pic:cNvPicPr/>
                   </pic:nvPicPr>
                   <pic:blipFill>
@@ -817,10 +889,131 @@
       </w:pPr>
       <w:r>
         <w:rPr>
-          <w:rFonts w:ascii="Arial Unicode MS" w:hAnsi="Arial Unicode MS" w:eastAsia="Arial Unicode MS" w:cs="Arial Unicode MS"/>
+          <w:rFonts w:ascii="Arial" w:hAnsi="Arial" w:eastAsia="PingFang SC" w:cs="PingFang SC"/>
           <w:b w:val="0"/>
         </w:rPr>
-        <w:t>图 8：进入 API 配置页。</w:t>
+        <w:t>图 8：点击右侧加号添加模型。</w:t>
+      </w:r>
+    </w:p>
+    <w:p>
+      <w:pPr>
+        <w:pStyle w:val="Heading2"/>
+      </w:pPr>
+      <w:r>
+        <w:rPr>
+          <w:rFonts w:ascii="Arial" w:hAnsi="Arial" w:eastAsia="PingFang SC" w:cs="PingFang SC"/>
+          <w:b w:val="0"/>
+        </w:rPr>
+        <w:t>4. 完成检查</w:t>
+      </w:r>
+    </w:p>
+    <w:p>
+      <w:pPr>
+        <w:spacing w:after="80" w:line="300" w:lineRule="auto"/>
+        <w:numPr>
+          <w:ilvl w:val="0"/>
+          <w:numId w:val="13"/>
+        </w:numPr>
+      </w:pPr>
+      <w:r>
+        <w:rPr>
+          <w:rFonts w:ascii="Arial" w:hAnsi="Arial" w:eastAsia="PingFang SC" w:cs="PingFang SC"/>
+          <w:b w:val="0"/>
+        </w:rPr>
+        <w:t xml:space="preserve">API 模式已选择 </w:t>
+      </w:r>
+      <w:r>
+        <w:rPr>
+          <w:rFonts w:ascii="Menlo" w:hAnsi="Menlo" w:eastAsia="PingFang SC" w:cs="PingFang SC"/>
+          <w:b w:val="0"/>
+          <w:color w:val="1F4D78"/>
+          <w:sz w:val="20"/>
+        </w:rPr>
+        <w:t>OpenAI response API 兼容</w:t>
+      </w:r>
+      <w:r>
+        <w:rPr>
+          <w:rFonts w:ascii="Arial" w:hAnsi="Arial" w:eastAsia="PingFang SC" w:cs="PingFang SC"/>
+          <w:b w:val="0"/>
+        </w:rPr>
+        <w:t>。</w:t>
+      </w:r>
+    </w:p>
+    <w:p>
+      <w:pPr>
+        <w:spacing w:after="80" w:line="300" w:lineRule="auto"/>
+        <w:numPr>
+          <w:ilvl w:val="0"/>
+          <w:numId w:val="13"/>
+        </w:numPr>
+      </w:pPr>
+      <w:r>
+        <w:rPr>
+          <w:rFonts w:ascii="Arial" w:hAnsi="Arial" w:eastAsia="PingFang SC" w:cs="PingFang SC"/>
+          <w:b w:val="0"/>
+        </w:rPr>
+        <w:t>API 主机与父教程“使用密钥”弹窗显示的地址一致。</w:t>
+      </w:r>
+    </w:p>
+    <w:p>
+      <w:pPr>
+        <w:spacing w:after="80" w:line="300" w:lineRule="auto"/>
+        <w:numPr>
+          <w:ilvl w:val="0"/>
+          <w:numId w:val="13"/>
+        </w:numPr>
+      </w:pPr>
+      <w:r>
+        <w:rPr>
+          <w:rFonts w:ascii="Arial" w:hAnsi="Arial" w:eastAsia="PingFang SC" w:cs="PingFang SC"/>
+          <w:b w:val="0"/>
+        </w:rPr>
+        <w:t xml:space="preserve">API 密钥来自你自己的 </w:t>
+      </w:r>
+      <w:hyperlink r:id="rId20">
+        <w:r>
+          <w:rPr>
+            <w:rFonts w:ascii="Arial" w:hAnsi="Arial" w:eastAsia="PingFang SC" w:cs="PingFang SC"/>
+            <w:color w:val="0563C1"/>
+            <w:u w:val="single"/>
+          </w:rPr>
+          <w:t>中转后台</w:t>
+        </w:r>
+      </w:hyperlink>
+      <w:r>
+        <w:rPr>
+          <w:rFonts w:ascii="Arial" w:hAnsi="Arial" w:eastAsia="PingFang SC" w:cs="PingFang SC"/>
+          <w:b w:val="0"/>
+        </w:rPr>
+        <w:t>，不是教程示例。</w:t>
+      </w:r>
+    </w:p>
+    <w:p>
+      <w:pPr>
+        <w:spacing w:after="80" w:line="300" w:lineRule="auto"/>
+        <w:numPr>
+          <w:ilvl w:val="0"/>
+          <w:numId w:val="13"/>
+        </w:numPr>
+      </w:pPr>
+      <w:r>
+        <w:rPr>
+          <w:rFonts w:ascii="Arial" w:hAnsi="Arial" w:eastAsia="PingFang SC" w:cs="PingFang SC"/>
+          <w:b w:val="0"/>
+        </w:rPr>
+        <w:t>至少已添加一个可用模型，避免新建对话后没有模型可选。</w:t>
+      </w:r>
+    </w:p>
+    <w:p>
+      <w:pPr>
+        <w:pStyle w:val="Heading2"/>
+      </w:pPr>
+      <w:r>
+        <w:rPr>
+          <w:rFonts w:ascii="Arial" w:hAnsi="Arial" w:eastAsia="PingFang SC" w:cs="PingFang SC"/>
+          <w:b w:val="0"/>
+        </w:rPr>
+        <w:t>5. 开始使用</w:t>
       </w:r>
     </w:p>
     <w:p>
@@ -829,43 +1022,10 @@
       </w:pPr>
       <w:r>
         <w:rPr>
-          <w:rFonts w:ascii="Arial Unicode MS" w:hAnsi="Arial Unicode MS" w:eastAsia="Arial Unicode MS" w:cs="Arial Unicode MS"/>
+          <w:rFonts w:ascii="Arial" w:hAnsi="Arial" w:eastAsia="PingFang SC" w:cs="PingFang SC"/>
           <w:b w:val="0"/>
         </w:rPr>
-        <w:t xml:space="preserve">填写规则：API 主机填写 </w:t>
-      </w:r>
-      <w:r>
-        <w:rPr>
-          <w:rFonts w:ascii="Menlo" w:hAnsi="Menlo" w:eastAsia="Arial Unicode MS" w:cs="Arial Unicode MS"/>
-          <w:b w:val="0"/>
-          <w:color w:val="1F4D78"/>
-          <w:sz w:val="20"/>
-        </w:rPr>
-        <w:t>https://sakai.my/</w:t>
-      </w:r>
-      <w:r>
-        <w:rPr>
-          <w:rFonts w:ascii="Arial Unicode MS" w:hAnsi="Arial Unicode MS" w:eastAsia="Arial Unicode MS" w:cs="Arial Unicode MS"/>
-          <w:b w:val="0"/>
-        </w:rPr>
-        <w:t xml:space="preserve">；API 密钥请前往 </w:t>
-      </w:r>
-      <w:hyperlink r:id="rId20">
-        <w:r>
-          <w:rPr>
-            <w:rFonts w:ascii="Arial Unicode MS" w:hAnsi="Arial Unicode MS" w:eastAsia="Arial Unicode MS" w:cs="Arial Unicode MS"/>
-            <w:color w:val="0563C1"/>
-            <w:u w:val="single"/>
-          </w:rPr>
-          <w:t>https://sakai.my/keys</w:t>
-        </w:r>
-      </w:hyperlink>
-      <w:r>
-        <w:rPr>
-          <w:rFonts w:ascii="Arial Unicode MS" w:hAnsi="Arial Unicode MS" w:eastAsia="Arial Unicode MS" w:cs="Arial Unicode MS"/>
-          <w:b w:val="0"/>
-        </w:rPr>
-        <w:t xml:space="preserve"> 创建并复制你自己的 Key。</w:t>
+        <w:t>配置完成后，新建一个对话，在右下角入口中切换到刚添加的模型即可开始使用。</w:t>
       </w:r>
     </w:p>
     <w:p>
@@ -877,8 +1037,8 @@
       <w:r>
         <w:drawing>
           <wp:inline xmlns:a="http://schemas.openxmlformats.org/drawingml/2006/main" xmlns:pic="http://schemas.openxmlformats.org/drawingml/2006/picture">
-            <wp:extent cx="4318000" cy="990599"/>
-            <wp:docPr id="9" name="Picture 9" descr="从中转后台复制 API 密钥" title="从中转后台复制 API 密钥"/>
+            <wp:extent cx="2981523" cy="6537959"/>
+            <wp:docPr id="9" name="Picture 9" descr="打开移动端新对话并点击右下角" title="打开移动端新对话并点击右下角"/>
             <wp:cNvGraphicFramePr>
               <a:graphicFrameLocks noChangeAspect="1"/>
             </wp:cNvGraphicFramePr>
@@ -886,7 +1046,7 @@
               <a:graphicData uri="http://schemas.openxmlformats.org/drawingml/2006/picture">
                 <pic:pic>
                   <pic:nvPicPr>
-                    <pic:cNvPr id="0" name="image-40.png"/>
+                    <pic:cNvPr id="0" name="image-44.png"/>
                     <pic:cNvPicPr/>
                   </pic:nvPicPr>
                   <pic:blipFill>
@@ -898,7 +1058,7 @@
                   <pic:spPr>
                     <a:xfrm>
                       <a:off x="0" y="0"/>
-                      <a:ext cx="4318000" cy="990599"/>
+                      <a:ext cx="2981523" cy="6537959"/>
                     </a:xfrm>
                     <a:prstGeom prst="rect"/>
                   </pic:spPr>
@@ -915,70 +1075,10 @@
       </w:pPr>
       <w:r>
         <w:rPr>
-          <w:rFonts w:ascii="Arial Unicode MS" w:hAnsi="Arial Unicode MS" w:eastAsia="Arial Unicode MS" w:cs="Arial Unicode MS"/>
+          <w:rFonts w:ascii="Arial" w:hAnsi="Arial" w:eastAsia="PingFang SC" w:cs="PingFang SC"/>
           <w:b w:val="0"/>
         </w:rPr>
-        <w:t>图 9：在中转后台复制自己的 API 密钥后粘贴到移动端配置里。</w:t>
-      </w:r>
-    </w:p>
-    <w:p>
-      <w:pPr>
-        <w:pStyle w:val="Heading3"/>
-      </w:pPr>
-      <w:r>
-        <w:rPr>
-          <w:rFonts w:ascii="Arial Unicode MS" w:hAnsi="Arial Unicode MS" w:eastAsia="Arial Unicode MS" w:cs="Arial Unicode MS"/>
-          <w:b w:val="0"/>
-        </w:rPr>
-        <w:t>3.1 获取并选择模型</w:t>
-      </w:r>
-    </w:p>
-    <w:p>
-      <w:pPr>
-        <w:spacing w:after="80" w:line="300" w:lineRule="auto"/>
-        <w:numPr>
-          <w:ilvl w:val="0"/>
-          <w:numId w:val="12"/>
-        </w:numPr>
-      </w:pPr>
-      <w:r>
-        <w:rPr>
-          <w:rFonts w:ascii="Arial Unicode MS" w:hAnsi="Arial Unicode MS" w:eastAsia="Arial Unicode MS" w:cs="Arial Unicode MS"/>
-          <w:b w:val="0"/>
-        </w:rPr>
-        <w:t>点击“获取”拉取当前可用模型列表。</w:t>
-      </w:r>
-    </w:p>
-    <w:p>
-      <w:pPr>
-        <w:spacing w:after="80" w:line="300" w:lineRule="auto"/>
-        <w:numPr>
-          <w:ilvl w:val="0"/>
-          <w:numId w:val="12"/>
-        </w:numPr>
-      </w:pPr>
-      <w:r>
-        <w:rPr>
-          <w:rFonts w:ascii="Arial Unicode MS" w:hAnsi="Arial Unicode MS" w:eastAsia="Arial Unicode MS" w:cs="Arial Unicode MS"/>
-          <w:b w:val="0"/>
-        </w:rPr>
-        <w:t>在模型列表中点击右侧加号，添加你要使用的主流模型。</w:t>
-      </w:r>
-    </w:p>
-    <w:p>
-      <w:pPr>
-        <w:spacing w:after="80" w:line="300" w:lineRule="auto"/>
-        <w:numPr>
-          <w:ilvl w:val="0"/>
-          <w:numId w:val="12"/>
-        </w:numPr>
-      </w:pPr>
-      <w:r>
-        <w:rPr>
-          <w:rFonts w:ascii="Arial Unicode MS" w:hAnsi="Arial Unicode MS" w:eastAsia="Arial Unicode MS" w:cs="Arial Unicode MS"/>
-          <w:b w:val="0"/>
-        </w:rPr>
-        <w:t>回到配置页检查 API 主机、API 密钥和模型是否都已保存。</w:t>
+        <w:t>图 9：新建对话后点击右下角模型入口。</w:t>
       </w:r>
     </w:p>
     <w:p>
@@ -991,7 +1091,7 @@
         <w:drawing>
           <wp:inline xmlns:a="http://schemas.openxmlformats.org/drawingml/2006/main" xmlns:pic="http://schemas.openxmlformats.org/drawingml/2006/picture">
             <wp:extent cx="2981523" cy="6537959"/>
-            <wp:docPr id="10" name="Picture 10" descr="点击获取模型列表" title="点击获取模型列表"/>
+            <wp:docPr id="10" name="Picture 10" descr="选择自己配置的移动端模型" title="选择自己配置的移动端模型"/>
             <wp:cNvGraphicFramePr>
               <a:graphicFrameLocks noChangeAspect="1"/>
             </wp:cNvGraphicFramePr>
@@ -999,7 +1099,7 @@
               <a:graphicData uri="http://schemas.openxmlformats.org/drawingml/2006/picture">
                 <pic:pic>
                   <pic:nvPicPr>
-                    <pic:cNvPr id="0" name="image-41.png"/>
+                    <pic:cNvPr id="0" name="image-45.png"/>
                     <pic:cNvPicPr/>
                   </pic:nvPicPr>
                   <pic:blipFill>
@@ -1028,10 +1128,10 @@
       </w:pPr>
       <w:r>
         <w:rPr>
-          <w:rFonts w:ascii="Arial Unicode MS" w:hAnsi="Arial Unicode MS" w:eastAsia="Arial Unicode MS" w:cs="Arial Unicode MS"/>
+          <w:rFonts w:ascii="Arial" w:hAnsi="Arial" w:eastAsia="PingFang SC" w:cs="PingFang SC"/>
           <w:b w:val="0"/>
         </w:rPr>
-        <w:t>图 10：点击获取模型。</w:t>
+        <w:t>图 10：下滑找到自己配置的模型并点击使用。</w:t>
       </w:r>
     </w:p>
     <w:p>
@@ -1044,7 +1144,7 @@
         <w:drawing>
           <wp:inline xmlns:a="http://schemas.openxmlformats.org/drawingml/2006/main" xmlns:pic="http://schemas.openxmlformats.org/drawingml/2006/picture">
             <wp:extent cx="2981523" cy="6537959"/>
-            <wp:docPr id="11" name="Picture 11" descr="在模型列表中添加主流模型" title="在模型列表中添加主流模型"/>
+            <wp:docPr id="11" name="Picture 11" descr="移动端模型配置成功后的界面" title="移动端模型配置成功后的界面"/>
             <wp:cNvGraphicFramePr>
               <a:graphicFrameLocks noChangeAspect="1"/>
             </wp:cNvGraphicFramePr>
@@ -1052,7 +1152,7 @@
               <a:graphicData uri="http://schemas.openxmlformats.org/drawingml/2006/picture">
                 <pic:pic>
                   <pic:nvPicPr>
-                    <pic:cNvPr id="0" name="image-42.png"/>
+                    <pic:cNvPr id="0" name="image-46.png"/>
                     <pic:cNvPicPr/>
                   </pic:nvPicPr>
                   <pic:blipFill>
@@ -1081,371 +1181,10 @@
       </w:pPr>
       <w:r>
         <w:rPr>
-          <w:rFonts w:ascii="Arial Unicode MS" w:hAnsi="Arial Unicode MS" w:eastAsia="Arial Unicode MS" w:cs="Arial Unicode MS"/>
+          <w:rFonts w:ascii="Arial" w:hAnsi="Arial" w:eastAsia="PingFang SC" w:cs="PingFang SC"/>
           <w:b w:val="0"/>
         </w:rPr>
-        <w:t>图 11：点击右侧加号添加模型。</w:t>
-      </w:r>
-    </w:p>
-    <w:p>
-      <w:pPr>
-        <w:keepNext/>
-        <w:spacing w:before="80" w:after="40"/>
-        <w:jc w:val="center"/>
-      </w:pPr>
-      <w:r>
-        <w:drawing>
-          <wp:inline xmlns:a="http://schemas.openxmlformats.org/drawingml/2006/main" xmlns:pic="http://schemas.openxmlformats.org/drawingml/2006/picture">
-            <wp:extent cx="2981523" cy="6537959"/>
-            <wp:docPr id="12" name="Picture 12" descr="检查移动端配置是否完成" title="检查移动端配置是否完成"/>
-            <wp:cNvGraphicFramePr>
-              <a:graphicFrameLocks noChangeAspect="1"/>
-            </wp:cNvGraphicFramePr>
-            <a:graphic>
-              <a:graphicData uri="http://schemas.openxmlformats.org/drawingml/2006/picture">
-                <pic:pic>
-                  <pic:nvPicPr>
-                    <pic:cNvPr id="0" name="image-43.png"/>
-                    <pic:cNvPicPr/>
-                  </pic:nvPicPr>
-                  <pic:blipFill>
-                    <a:blip r:embed="rId24"/>
-                    <a:stretch>
-                      <a:fillRect/>
-                    </a:stretch>
-                  </pic:blipFill>
-                  <pic:spPr>
-                    <a:xfrm>
-                      <a:off x="0" y="0"/>
-                      <a:ext cx="2981523" cy="6537959"/>
-                    </a:xfrm>
-                    <a:prstGeom prst="rect"/>
-                  </pic:spPr>
-                </pic:pic>
-              </a:graphicData>
-            </a:graphic>
-          </wp:inline>
-        </w:drawing>
-      </w:r>
-    </w:p>
-    <w:p>
-      <w:pPr>
-        <w:pStyle w:val="Caption"/>
-      </w:pPr>
-      <w:r>
-        <w:rPr>
-          <w:rFonts w:ascii="Arial Unicode MS" w:hAnsi="Arial Unicode MS" w:eastAsia="Arial Unicode MS" w:cs="Arial Unicode MS"/>
-          <w:b w:val="0"/>
-        </w:rPr>
-        <w:t>图 12：确认主要配置项都已完成。</w:t>
-      </w:r>
-    </w:p>
-    <w:p>
-      <w:pPr>
-        <w:pStyle w:val="Heading2"/>
-      </w:pPr>
-      <w:r>
-        <w:rPr>
-          <w:rFonts w:ascii="Arial Unicode MS" w:hAnsi="Arial Unicode MS" w:eastAsia="Arial Unicode MS" w:cs="Arial Unicode MS"/>
-          <w:b w:val="0"/>
-        </w:rPr>
-        <w:t>4. 完成检查</w:t>
-      </w:r>
-    </w:p>
-    <w:p>
-      <w:pPr>
-        <w:spacing w:after="80" w:line="300" w:lineRule="auto"/>
-        <w:numPr>
-          <w:ilvl w:val="0"/>
-          <w:numId w:val="13"/>
-        </w:numPr>
-      </w:pPr>
-      <w:r>
-        <w:rPr>
-          <w:rFonts w:ascii="Arial Unicode MS" w:hAnsi="Arial Unicode MS" w:eastAsia="Arial Unicode MS" w:cs="Arial Unicode MS"/>
-          <w:b w:val="0"/>
-        </w:rPr>
-        <w:t xml:space="preserve">API 模式已选择 </w:t>
-      </w:r>
-      <w:r>
-        <w:rPr>
-          <w:rFonts w:ascii="Menlo" w:hAnsi="Menlo" w:eastAsia="Arial Unicode MS" w:cs="Arial Unicode MS"/>
-          <w:b w:val="0"/>
-          <w:color w:val="1F4D78"/>
-          <w:sz w:val="20"/>
-        </w:rPr>
-        <w:t>OpenAI response API 兼容</w:t>
-      </w:r>
-      <w:r>
-        <w:rPr>
-          <w:rFonts w:ascii="Arial Unicode MS" w:hAnsi="Arial Unicode MS" w:eastAsia="Arial Unicode MS" w:cs="Arial Unicode MS"/>
-          <w:b w:val="0"/>
-        </w:rPr>
-        <w:t>。</w:t>
-      </w:r>
-    </w:p>
-    <w:p>
-      <w:pPr>
-        <w:spacing w:after="80" w:line="300" w:lineRule="auto"/>
-        <w:numPr>
-          <w:ilvl w:val="0"/>
-          <w:numId w:val="13"/>
-        </w:numPr>
-      </w:pPr>
-      <w:r>
-        <w:rPr>
-          <w:rFonts w:ascii="Arial Unicode MS" w:hAnsi="Arial Unicode MS" w:eastAsia="Arial Unicode MS" w:cs="Arial Unicode MS"/>
-          <w:b w:val="0"/>
-        </w:rPr>
-        <w:t xml:space="preserve">API 主机已填写 </w:t>
-      </w:r>
-      <w:r>
-        <w:rPr>
-          <w:rFonts w:ascii="Menlo" w:hAnsi="Menlo" w:eastAsia="Arial Unicode MS" w:cs="Arial Unicode MS"/>
-          <w:b w:val="0"/>
-          <w:color w:val="1F4D78"/>
-          <w:sz w:val="20"/>
-        </w:rPr>
-        <w:t>https://sakai.my/</w:t>
-      </w:r>
-      <w:r>
-        <w:rPr>
-          <w:rFonts w:ascii="Arial Unicode MS" w:hAnsi="Arial Unicode MS" w:eastAsia="Arial Unicode MS" w:cs="Arial Unicode MS"/>
-          <w:b w:val="0"/>
-        </w:rPr>
-        <w:t>。</w:t>
-      </w:r>
-    </w:p>
-    <w:p>
-      <w:pPr>
-        <w:spacing w:after="80" w:line="300" w:lineRule="auto"/>
-        <w:numPr>
-          <w:ilvl w:val="0"/>
-          <w:numId w:val="13"/>
-        </w:numPr>
-      </w:pPr>
-      <w:r>
-        <w:rPr>
-          <w:rFonts w:ascii="Arial Unicode MS" w:hAnsi="Arial Unicode MS" w:eastAsia="Arial Unicode MS" w:cs="Arial Unicode MS"/>
-          <w:b w:val="0"/>
-        </w:rPr>
-        <w:t xml:space="preserve">API 密钥来自你自己的 </w:t>
-      </w:r>
-      <w:hyperlink r:id="rId20">
-        <w:r>
-          <w:rPr>
-            <w:rFonts w:ascii="Arial Unicode MS" w:hAnsi="Arial Unicode MS" w:eastAsia="Arial Unicode MS" w:cs="Arial Unicode MS"/>
-            <w:color w:val="0563C1"/>
-            <w:u w:val="single"/>
-          </w:rPr>
-          <w:t>中转后台</w:t>
-        </w:r>
-      </w:hyperlink>
-      <w:r>
-        <w:rPr>
-          <w:rFonts w:ascii="Arial Unicode MS" w:hAnsi="Arial Unicode MS" w:eastAsia="Arial Unicode MS" w:cs="Arial Unicode MS"/>
-          <w:b w:val="0"/>
-        </w:rPr>
-        <w:t>，不是教程示例。</w:t>
-      </w:r>
-    </w:p>
-    <w:p>
-      <w:pPr>
-        <w:spacing w:after="80" w:line="300" w:lineRule="auto"/>
-        <w:numPr>
-          <w:ilvl w:val="0"/>
-          <w:numId w:val="13"/>
-        </w:numPr>
-      </w:pPr>
-      <w:r>
-        <w:rPr>
-          <w:rFonts w:ascii="Arial Unicode MS" w:hAnsi="Arial Unicode MS" w:eastAsia="Arial Unicode MS" w:cs="Arial Unicode MS"/>
-          <w:b w:val="0"/>
-        </w:rPr>
-        <w:t>至少已添加一个可用模型，避免新建对话后没有模型可选。</w:t>
-      </w:r>
-    </w:p>
-    <w:p>
-      <w:pPr>
-        <w:pStyle w:val="Heading2"/>
-      </w:pPr>
-      <w:r>
-        <w:rPr>
-          <w:rFonts w:ascii="Arial Unicode MS" w:hAnsi="Arial Unicode MS" w:eastAsia="Arial Unicode MS" w:cs="Arial Unicode MS"/>
-          <w:b w:val="0"/>
-        </w:rPr>
-        <w:t>5. 开始使用</w:t>
-      </w:r>
-    </w:p>
-    <w:p>
-      <w:pPr>
-        <w:widowControl/>
-      </w:pPr>
-      <w:r>
-        <w:rPr>
-          <w:rFonts w:ascii="Arial Unicode MS" w:hAnsi="Arial Unicode MS" w:eastAsia="Arial Unicode MS" w:cs="Arial Unicode MS"/>
-          <w:b w:val="0"/>
-        </w:rPr>
-        <w:t>配置完成后，新建一个对话，在右下角入口中切换到刚添加的模型即可开始使用。</w:t>
-      </w:r>
-    </w:p>
-    <w:p>
-      <w:pPr>
-        <w:keepNext/>
-        <w:spacing w:before="80" w:after="40"/>
-        <w:jc w:val="center"/>
-      </w:pPr>
-      <w:r>
-        <w:drawing>
-          <wp:inline xmlns:a="http://schemas.openxmlformats.org/drawingml/2006/main" xmlns:pic="http://schemas.openxmlformats.org/drawingml/2006/picture">
-            <wp:extent cx="2981523" cy="6537959"/>
-            <wp:docPr id="13" name="Picture 13" descr="打开移动端新对话并点击右下角" title="打开移动端新对话并点击右下角"/>
-            <wp:cNvGraphicFramePr>
-              <a:graphicFrameLocks noChangeAspect="1"/>
-            </wp:cNvGraphicFramePr>
-            <a:graphic>
-              <a:graphicData uri="http://schemas.openxmlformats.org/drawingml/2006/picture">
-                <pic:pic>
-                  <pic:nvPicPr>
-                    <pic:cNvPr id="0" name="image-44.png"/>
-                    <pic:cNvPicPr/>
-                  </pic:nvPicPr>
-                  <pic:blipFill>
-                    <a:blip r:embed="rId25"/>
-                    <a:stretch>
-                      <a:fillRect/>
-                    </a:stretch>
-                  </pic:blipFill>
-                  <pic:spPr>
-                    <a:xfrm>
-                      <a:off x="0" y="0"/>
-                      <a:ext cx="2981523" cy="6537959"/>
-                    </a:xfrm>
-                    <a:prstGeom prst="rect"/>
-                  </pic:spPr>
-                </pic:pic>
-              </a:graphicData>
-            </a:graphic>
-          </wp:inline>
-        </w:drawing>
-      </w:r>
-    </w:p>
-    <w:p>
-      <w:pPr>
-        <w:pStyle w:val="Caption"/>
-      </w:pPr>
-      <w:r>
-        <w:rPr>
-          <w:rFonts w:ascii="Arial Unicode MS" w:hAnsi="Arial Unicode MS" w:eastAsia="Arial Unicode MS" w:cs="Arial Unicode MS"/>
-          <w:b w:val="0"/>
-        </w:rPr>
-        <w:t>图 13：新建对话后点击右下角模型入口。</w:t>
-      </w:r>
-    </w:p>
-    <w:p>
-      <w:pPr>
-        <w:keepNext/>
-        <w:spacing w:before="80" w:after="40"/>
-        <w:jc w:val="center"/>
-      </w:pPr>
-      <w:r>
-        <w:drawing>
-          <wp:inline xmlns:a="http://schemas.openxmlformats.org/drawingml/2006/main" xmlns:pic="http://schemas.openxmlformats.org/drawingml/2006/picture">
-            <wp:extent cx="2981523" cy="6537959"/>
-            <wp:docPr id="14" name="Picture 14" descr="选择自己配置的移动端模型" title="选择自己配置的移动端模型"/>
-            <wp:cNvGraphicFramePr>
-              <a:graphicFrameLocks noChangeAspect="1"/>
-            </wp:cNvGraphicFramePr>
-            <a:graphic>
-              <a:graphicData uri="http://schemas.openxmlformats.org/drawingml/2006/picture">
-                <pic:pic>
-                  <pic:nvPicPr>
-                    <pic:cNvPr id="0" name="image-45.png"/>
-                    <pic:cNvPicPr/>
-                  </pic:nvPicPr>
-                  <pic:blipFill>
-                    <a:blip r:embed="rId26"/>
-                    <a:stretch>
-                      <a:fillRect/>
-                    </a:stretch>
-                  </pic:blipFill>
-                  <pic:spPr>
-                    <a:xfrm>
-                      <a:off x="0" y="0"/>
-                      <a:ext cx="2981523" cy="6537959"/>
-                    </a:xfrm>
-                    <a:prstGeom prst="rect"/>
-                  </pic:spPr>
-                </pic:pic>
-              </a:graphicData>
-            </a:graphic>
-          </wp:inline>
-        </w:drawing>
-      </w:r>
-    </w:p>
-    <w:p>
-      <w:pPr>
-        <w:pStyle w:val="Caption"/>
-      </w:pPr>
-      <w:r>
-        <w:rPr>
-          <w:rFonts w:ascii="Arial Unicode MS" w:hAnsi="Arial Unicode MS" w:eastAsia="Arial Unicode MS" w:cs="Arial Unicode MS"/>
-          <w:b w:val="0"/>
-        </w:rPr>
-        <w:t>图 14：下滑找到自己配置的模型并点击使用。</w:t>
-      </w:r>
-    </w:p>
-    <w:p>
-      <w:pPr>
-        <w:keepNext/>
-        <w:spacing w:before="80" w:after="40"/>
-        <w:jc w:val="center"/>
-      </w:pPr>
-      <w:r>
-        <w:drawing>
-          <wp:inline xmlns:a="http://schemas.openxmlformats.org/drawingml/2006/main" xmlns:pic="http://schemas.openxmlformats.org/drawingml/2006/picture">
-            <wp:extent cx="2981523" cy="6537959"/>
-            <wp:docPr id="15" name="Picture 15" descr="移动端模型配置成功后的界面" title="移动端模型配置成功后的界面"/>
-            <wp:cNvGraphicFramePr>
-              <a:graphicFrameLocks noChangeAspect="1"/>
-            </wp:cNvGraphicFramePr>
-            <a:graphic>
-              <a:graphicData uri="http://schemas.openxmlformats.org/drawingml/2006/picture">
-                <pic:pic>
-                  <pic:nvPicPr>
-                    <pic:cNvPr id="0" name="image-46.png"/>
-                    <pic:cNvPicPr/>
-                  </pic:nvPicPr>
-                  <pic:blipFill>
-                    <a:blip r:embed="rId27"/>
-                    <a:stretch>
-                      <a:fillRect/>
-                    </a:stretch>
-                  </pic:blipFill>
-                  <pic:spPr>
-                    <a:xfrm>
-                      <a:off x="0" y="0"/>
-                      <a:ext cx="2981523" cy="6537959"/>
-                    </a:xfrm>
-                    <a:prstGeom prst="rect"/>
-                  </pic:spPr>
-                </pic:pic>
-              </a:graphicData>
-            </a:graphic>
-          </wp:inline>
-        </w:drawing>
-      </w:r>
-    </w:p>
-    <w:p>
-      <w:pPr>
-        <w:pStyle w:val="Caption"/>
-      </w:pPr>
-      <w:r>
-        <w:rPr>
-          <w:rFonts w:ascii="Arial Unicode MS" w:hAnsi="Arial Unicode MS" w:eastAsia="Arial Unicode MS" w:cs="Arial Unicode MS"/>
-          <w:b w:val="0"/>
-        </w:rPr>
-        <w:t>图 15：配置成功后即可正常使用。</w:t>
+        <w:t>图 11：配置成功后即可正常使用。</w:t>
       </w:r>
     </w:p>
     <w:sectPr>
@@ -1470,7 +1209,7 @@
     </w:pPr>
     <w:r>
       <w:rPr>
-        <w:rFonts w:ascii="Arial Unicode MS" w:hAnsi="Arial Unicode MS" w:eastAsia="Arial Unicode MS" w:cs="Arial Unicode MS"/>
+        <w:rFonts w:ascii="Arial" w:hAnsi="Arial" w:eastAsia="PingFang SC" w:cs="PingFang SC"/>
         <w:color w:val="5F6368"/>
         <w:sz w:val="17"/>
       </w:rPr>
@@ -1481,7 +1220,7 @@
     </w:r>
     <w:r>
       <w:rPr>
-        <w:rFonts w:ascii="Arial Unicode MS" w:hAnsi="Arial Unicode MS" w:eastAsia="Arial Unicode MS" w:cs="Arial Unicode MS"/>
+        <w:rFonts w:ascii="Arial" w:hAnsi="Arial" w:eastAsia="PingFang SC" w:cs="PingFang SC"/>
         <w:color w:val="5F6368"/>
         <w:sz w:val="17"/>
       </w:rPr>
@@ -1501,7 +1240,7 @@
     </w:pPr>
     <w:r>
       <w:rPr>
-        <w:rFonts w:ascii="Arial Unicode MS" w:hAnsi="Arial Unicode MS" w:eastAsia="Arial Unicode MS" w:cs="Arial Unicode MS"/>
+        <w:rFonts w:ascii="Arial" w:hAnsi="Arial" w:eastAsia="PingFang SC" w:cs="PingFang SC"/>
         <w:color w:val="5F6368"/>
         <w:sz w:val="17"/>
       </w:rPr>
@@ -1954,7 +1693,7 @@
       <w:spacing w:before="0" w:after="120" w:line="300" w:lineRule="auto"/>
     </w:pPr>
     <w:rPr>
-      <w:rFonts w:ascii="Arial Unicode MS" w:hAnsi="Arial Unicode MS" w:eastAsia="Arial Unicode MS" w:cs="Arial Unicode MS"/>
+      <w:rFonts w:ascii="Arial" w:hAnsi="Arial" w:eastAsia="PingFang SC" w:cs="PingFang SC"/>
       <w:sz w:val="22"/>
     </w:rPr>
   </w:style>
@@ -2017,7 +1756,7 @@
       <w:outlineLvl w:val="0"/>
     </w:pPr>
     <w:rPr>
-      <w:rFonts w:asciiTheme="majorHAnsi" w:eastAsiaTheme="majorEastAsia" w:hAnsiTheme="majorHAnsi" w:cstheme="majorBidi" w:ascii="Arial Unicode MS" w:hAnsi="Arial Unicode MS" w:eastAsia="Arial Unicode MS" w:cs="Arial Unicode MS"/>
+      <w:rFonts w:asciiTheme="majorHAnsi" w:eastAsiaTheme="majorEastAsia" w:hAnsiTheme="majorHAnsi" w:cstheme="majorBidi" w:ascii="Arial" w:hAnsi="Arial" w:eastAsia="PingFang SC" w:cs="PingFang SC"/>
       <w:b/>
       <w:bCs/>
       <w:color w:val="2E74B5"/>
@@ -2041,7 +1780,7 @@
       <w:outlineLvl w:val="1"/>
     </w:pPr>
     <w:rPr>
-      <w:rFonts w:asciiTheme="majorHAnsi" w:eastAsiaTheme="majorEastAsia" w:hAnsiTheme="majorHAnsi" w:cstheme="majorBidi" w:ascii="Arial Unicode MS" w:hAnsi="Arial Unicode MS" w:eastAsia="Arial Unicode MS" w:cs="Arial Unicode MS"/>
+      <w:rFonts w:asciiTheme="majorHAnsi" w:eastAsiaTheme="majorEastAsia" w:hAnsiTheme="majorHAnsi" w:cstheme="majorBidi" w:ascii="Arial" w:hAnsi="Arial" w:eastAsia="PingFang SC" w:cs="PingFang SC"/>
       <w:b/>
       <w:bCs/>
       <w:color w:val="2E74B5"/>
@@ -2065,7 +1804,7 @@
       <w:outlineLvl w:val="2"/>
     </w:pPr>
     <w:rPr>
-      <w:rFonts w:asciiTheme="majorHAnsi" w:eastAsiaTheme="majorEastAsia" w:hAnsiTheme="majorHAnsi" w:cstheme="majorBidi" w:ascii="Arial Unicode MS" w:hAnsi="Arial Unicode MS" w:eastAsia="Arial Unicode MS" w:cs="Arial Unicode MS"/>
+      <w:rFonts w:asciiTheme="majorHAnsi" w:eastAsiaTheme="majorEastAsia" w:hAnsiTheme="majorHAnsi" w:cstheme="majorBidi" w:ascii="Arial" w:hAnsi="Arial" w:eastAsia="PingFang SC" w:cs="PingFang SC"/>
       <w:b/>
       <w:bCs/>
       <w:color w:val="1F4D78"/>
@@ -2752,7 +2491,7 @@
       <w:jc w:val="center"/>
     </w:pPr>
     <w:rPr>
-      <w:rFonts w:ascii="Arial Unicode MS" w:hAnsi="Arial Unicode MS" w:eastAsia="Arial Unicode MS" w:cs="Arial Unicode MS"/>
+      <w:rFonts w:ascii="Arial" w:hAnsi="Arial" w:eastAsia="PingFang SC" w:cs="PingFang SC"/>
       <w:b/>
       <w:bCs/>
       <w:i w:val="0"/>
